--- a/policies/build/chapters_v2/MOM/HCO_MOM_4_v2_REWRITE_DRAFT.docx
+++ b/policies/build/chapters_v2/MOM/HCO_MOM_4_v2_REWRITE_DRAFT.docx
@@ -316,14 +316,22 @@
     </w:p>
     <w:p>
       <w:pPr>
+        <w:numPr>
+          <w:ilvl w:val="0"/>
+          <w:numId w:val="12"/>
+        </w:numPr>
         <w:pStyle w:val="ListNumber"/>
       </w:pPr>
       <w:r>
-        <w:t>Do not prescribe outside of good practice and guidelines for rational prescribing — this applies to both outpatient and inpatient care — and do not skip training clinicians on rational prescribing.</w:t>
+        <w:t>Do not prescribe outside of good practice and guidelines for rational prescribing — this applies to both outpatient and inpatient care — and do not allow clinicians to prescribe without being trained and sensitised on the rational use of medications.</w:t>
       </w:r>
     </w:p>
     <w:p>
       <w:pPr>
+        <w:numPr>
+          <w:ilvl w:val="0"/>
+          <w:numId w:val="12"/>
+        </w:numPr>
         <w:pStyle w:val="ListNumber"/>
       </w:pPr>
       <w:r>
@@ -332,6 +340,10 @@
     </w:p>
     <w:p>
       <w:pPr>
+        <w:numPr>
+          <w:ilvl w:val="0"/>
+          <w:numId w:val="12"/>
+        </w:numPr>
         <w:pStyle w:val="ListNumber"/>
       </w:pPr>
       <w:r>
@@ -340,6 +352,10 @@
     </w:p>
     <w:p>
       <w:pPr>
+        <w:numPr>
+          <w:ilvl w:val="0"/>
+          <w:numId w:val="12"/>
+        </w:numPr>
         <w:pStyle w:val="ListNumber"/>
       </w:pPr>
       <w:r>
@@ -348,6 +364,10 @@
     </w:p>
     <w:p>
       <w:pPr>
+        <w:numPr>
+          <w:ilvl w:val="0"/>
+          <w:numId w:val="12"/>
+        </w:numPr>
         <w:pStyle w:val="ListNumber"/>
       </w:pPr>
       <w:r>
@@ -356,6 +376,10 @@
     </w:p>
     <w:p>
       <w:pPr>
+        <w:numPr>
+          <w:ilvl w:val="0"/>
+          <w:numId w:val="12"/>
+        </w:numPr>
         <w:pStyle w:val="ListNumber"/>
       </w:pPr>
       <w:r>
@@ -400,6 +424,10 @@
     </w:p>
     <w:p>
       <w:pPr>
+        <w:numPr>
+          <w:ilvl w:val="0"/>
+          <w:numId w:val="13"/>
+        </w:numPr>
         <w:pStyle w:val="ListNumber"/>
       </w:pPr>
       <w:r>
@@ -408,6 +436,10 @@
     </w:p>
     <w:p>
       <w:pPr>
+        <w:numPr>
+          <w:ilvl w:val="0"/>
+          <w:numId w:val="13"/>
+        </w:numPr>
         <w:pStyle w:val="ListNumber"/>
       </w:pPr>
       <w:r>
@@ -416,6 +448,10 @@
     </w:p>
     <w:p>
       <w:pPr>
+        <w:numPr>
+          <w:ilvl w:val="0"/>
+          <w:numId w:val="13"/>
+        </w:numPr>
         <w:pStyle w:val="ListNumber"/>
       </w:pPr>
       <w:r>
@@ -424,6 +460,10 @@
     </w:p>
     <w:p>
       <w:pPr>
+        <w:numPr>
+          <w:ilvl w:val="0"/>
+          <w:numId w:val="13"/>
+        </w:numPr>
         <w:pStyle w:val="ListNumber"/>
       </w:pPr>
       <w:r>
@@ -432,6 +472,10 @@
     </w:p>
     <w:p>
       <w:pPr>
+        <w:numPr>
+          <w:ilvl w:val="0"/>
+          <w:numId w:val="13"/>
+        </w:numPr>
         <w:pStyle w:val="ListNumber"/>
       </w:pPr>
       <w:r>
@@ -440,6 +484,10 @@
     </w:p>
     <w:p>
       <w:pPr>
+        <w:numPr>
+          <w:ilvl w:val="0"/>
+          <w:numId w:val="13"/>
+        </w:numPr>
         <w:pStyle w:val="ListNumber"/>
       </w:pPr>
       <w:r>
@@ -448,6 +496,10 @@
     </w:p>
     <w:p>
       <w:pPr>
+        <w:numPr>
+          <w:ilvl w:val="0"/>
+          <w:numId w:val="13"/>
+        </w:numPr>
         <w:pStyle w:val="ListNumber"/>
       </w:pPr>
       <w:r>
@@ -504,6 +556,10 @@
     </w:p>
     <w:p>
       <w:pPr>
+        <w:numPr>
+          <w:ilvl w:val="0"/>
+          <w:numId w:val="14"/>
+        </w:numPr>
         <w:pStyle w:val="ListNumber"/>
       </w:pPr>
       <w:r>
@@ -512,6 +568,10 @@
     </w:p>
     <w:p>
       <w:pPr>
+        <w:numPr>
+          <w:ilvl w:val="0"/>
+          <w:numId w:val="14"/>
+        </w:numPr>
         <w:pStyle w:val="ListNumber"/>
       </w:pPr>
       <w:r>
@@ -520,6 +580,10 @@
     </w:p>
     <w:p>
       <w:pPr>
+        <w:numPr>
+          <w:ilvl w:val="0"/>
+          <w:numId w:val="14"/>
+        </w:numPr>
         <w:pStyle w:val="ListNumber"/>
       </w:pPr>
       <w:r>
@@ -1788,6 +1852,10 @@
     </w:p>
     <w:p>
       <w:pPr>
+        <w:numPr>
+          <w:ilvl w:val="0"/>
+          <w:numId w:val="15"/>
+        </w:numPr>
         <w:pStyle w:val="ListNumber"/>
       </w:pPr>
       <w:r>
@@ -1796,6 +1864,10 @@
     </w:p>
     <w:p>
       <w:pPr>
+        <w:numPr>
+          <w:ilvl w:val="0"/>
+          <w:numId w:val="15"/>
+        </w:numPr>
         <w:pStyle w:val="ListNumber"/>
       </w:pPr>
       <w:r>
@@ -1804,6 +1876,10 @@
     </w:p>
     <w:p>
       <w:pPr>
+        <w:numPr>
+          <w:ilvl w:val="0"/>
+          <w:numId w:val="15"/>
+        </w:numPr>
         <w:pStyle w:val="ListNumber"/>
       </w:pPr>
       <w:r>
@@ -1820,6 +1896,10 @@
     </w:p>
     <w:p>
       <w:pPr>
+        <w:numPr>
+          <w:ilvl w:val="0"/>
+          <w:numId w:val="16"/>
+        </w:numPr>
         <w:pStyle w:val="ListNumber"/>
       </w:pPr>
       <w:r>
@@ -1828,6 +1908,10 @@
     </w:p>
     <w:p>
       <w:pPr>
+        <w:numPr>
+          <w:ilvl w:val="0"/>
+          <w:numId w:val="16"/>
+        </w:numPr>
         <w:pStyle w:val="ListNumber"/>
       </w:pPr>
       <w:r>
@@ -1836,6 +1920,10 @@
     </w:p>
     <w:p>
       <w:pPr>
+        <w:numPr>
+          <w:ilvl w:val="0"/>
+          <w:numId w:val="16"/>
+        </w:numPr>
         <w:pStyle w:val="ListNumber"/>
       </w:pPr>
       <w:r>
@@ -1852,6 +1940,10 @@
     </w:p>
     <w:p>
       <w:pPr>
+        <w:numPr>
+          <w:ilvl w:val="0"/>
+          <w:numId w:val="17"/>
+        </w:numPr>
         <w:pStyle w:val="ListNumber"/>
       </w:pPr>
       <w:r>
@@ -1860,6 +1952,10 @@
     </w:p>
     <w:p>
       <w:pPr>
+        <w:numPr>
+          <w:ilvl w:val="0"/>
+          <w:numId w:val="17"/>
+        </w:numPr>
         <w:pStyle w:val="ListNumber"/>
       </w:pPr>
       <w:r>
@@ -1876,6 +1972,10 @@
     </w:p>
     <w:p>
       <w:pPr>
+        <w:numPr>
+          <w:ilvl w:val="0"/>
+          <w:numId w:val="18"/>
+        </w:numPr>
         <w:pStyle w:val="ListNumber"/>
       </w:pPr>
       <w:r>
@@ -1884,6 +1984,10 @@
     </w:p>
     <w:p>
       <w:pPr>
+        <w:numPr>
+          <w:ilvl w:val="0"/>
+          <w:numId w:val="18"/>
+        </w:numPr>
         <w:pStyle w:val="ListNumber"/>
       </w:pPr>
       <w:r>
@@ -1900,6 +2004,10 @@
     </w:p>
     <w:p>
       <w:pPr>
+        <w:numPr>
+          <w:ilvl w:val="0"/>
+          <w:numId w:val="19"/>
+        </w:numPr>
         <w:pStyle w:val="ListNumber"/>
       </w:pPr>
       <w:r>
@@ -1908,6 +2016,10 @@
     </w:p>
     <w:p>
       <w:pPr>
+        <w:numPr>
+          <w:ilvl w:val="0"/>
+          <w:numId w:val="19"/>
+        </w:numPr>
         <w:pStyle w:val="ListNumber"/>
       </w:pPr>
       <w:r>
@@ -1916,6 +2028,10 @@
     </w:p>
     <w:p>
       <w:pPr>
+        <w:numPr>
+          <w:ilvl w:val="0"/>
+          <w:numId w:val="19"/>
+        </w:numPr>
         <w:pStyle w:val="ListNumber"/>
       </w:pPr>
       <w:r>
@@ -1932,6 +2048,10 @@
     </w:p>
     <w:p>
       <w:pPr>
+        <w:numPr>
+          <w:ilvl w:val="0"/>
+          <w:numId w:val="20"/>
+        </w:numPr>
         <w:pStyle w:val="ListNumber"/>
       </w:pPr>
       <w:r>
@@ -1940,6 +2060,10 @@
     </w:p>
     <w:p>
       <w:pPr>
+        <w:numPr>
+          <w:ilvl w:val="0"/>
+          <w:numId w:val="20"/>
+        </w:numPr>
         <w:pStyle w:val="ListNumber"/>
       </w:pPr>
       <w:r>
@@ -1948,6 +2072,10 @@
     </w:p>
     <w:p>
       <w:pPr>
+        <w:numPr>
+          <w:ilvl w:val="0"/>
+          <w:numId w:val="20"/>
+        </w:numPr>
         <w:pStyle w:val="ListNumber"/>
       </w:pPr>
       <w:r>
@@ -1956,6 +2084,10 @@
     </w:p>
     <w:p>
       <w:pPr>
+        <w:numPr>
+          <w:ilvl w:val="0"/>
+          <w:numId w:val="20"/>
+        </w:numPr>
         <w:pStyle w:val="ListNumber"/>
       </w:pPr>
       <w:r>
@@ -1972,6 +2104,10 @@
     </w:p>
     <w:p>
       <w:pPr>
+        <w:numPr>
+          <w:ilvl w:val="0"/>
+          <w:numId w:val="21"/>
+        </w:numPr>
         <w:pStyle w:val="ListNumber"/>
       </w:pPr>
       <w:r>
@@ -1980,6 +2116,10 @@
     </w:p>
     <w:p>
       <w:pPr>
+        <w:numPr>
+          <w:ilvl w:val="0"/>
+          <w:numId w:val="21"/>
+        </w:numPr>
         <w:pStyle w:val="ListNumber"/>
       </w:pPr>
       <w:r>
@@ -1988,6 +2128,10 @@
     </w:p>
     <w:p>
       <w:pPr>
+        <w:numPr>
+          <w:ilvl w:val="0"/>
+          <w:numId w:val="21"/>
+        </w:numPr>
         <w:pStyle w:val="ListNumber"/>
       </w:pPr>
       <w:r>
@@ -2004,6 +2148,10 @@
     </w:p>
     <w:p>
       <w:pPr>
+        <w:numPr>
+          <w:ilvl w:val="0"/>
+          <w:numId w:val="22"/>
+        </w:numPr>
         <w:pStyle w:val="ListNumber"/>
       </w:pPr>
       <w:r>
@@ -2012,6 +2160,10 @@
     </w:p>
     <w:p>
       <w:pPr>
+        <w:numPr>
+          <w:ilvl w:val="0"/>
+          <w:numId w:val="22"/>
+        </w:numPr>
         <w:pStyle w:val="ListNumber"/>
       </w:pPr>
       <w:r>
@@ -2020,6 +2172,10 @@
     </w:p>
     <w:p>
       <w:pPr>
+        <w:numPr>
+          <w:ilvl w:val="0"/>
+          <w:numId w:val="22"/>
+        </w:numPr>
         <w:pStyle w:val="ListNumber"/>
       </w:pPr>
       <w:r>
@@ -2038,7 +2194,7 @@
       <w:pPr>
         <w:numPr>
           <w:ilvl w:val="0"/>
-          <w:numId w:val="10"/>
+          <w:numId w:val="23"/>
         </w:numPr>
         <w:pStyle w:val="ListNumber"/>
       </w:pPr>
@@ -2050,7 +2206,7 @@
       <w:pPr>
         <w:numPr>
           <w:ilvl w:val="0"/>
-          <w:numId w:val="10"/>
+          <w:numId w:val="23"/>
         </w:numPr>
         <w:pStyle w:val="ListNumber"/>
       </w:pPr>
@@ -2062,7 +2218,7 @@
       <w:pPr>
         <w:numPr>
           <w:ilvl w:val="0"/>
-          <w:numId w:val="10"/>
+          <w:numId w:val="23"/>
         </w:numPr>
         <w:pStyle w:val="ListNumber"/>
       </w:pPr>
@@ -2319,6 +2475,84 @@
     <w:abstractNumId w:val="0"/>
   </w:num>
   <w:num w:numId="10">
+    <w:abstractNumId w:val="7"/>
+    <w:lvlOverride w:ilvl="0">
+      <w:startOverride w:val="1"/>
+    </w:lvlOverride>
+  </w:num>
+  <w:num w:numId="11">
+    <w:abstractNumId w:val="7"/>
+    <w:lvlOverride w:ilvl="0">
+      <w:startOverride w:val="1"/>
+    </w:lvlOverride>
+  </w:num>
+  <w:num w:numId="12">
+    <w:abstractNumId w:val="7"/>
+    <w:lvlOverride w:ilvl="0">
+      <w:startOverride w:val="1"/>
+    </w:lvlOverride>
+  </w:num>
+  <w:num w:numId="13">
+    <w:abstractNumId w:val="7"/>
+    <w:lvlOverride w:ilvl="0">
+      <w:startOverride w:val="1"/>
+    </w:lvlOverride>
+  </w:num>
+  <w:num w:numId="14">
+    <w:abstractNumId w:val="7"/>
+    <w:lvlOverride w:ilvl="0">
+      <w:startOverride w:val="1"/>
+    </w:lvlOverride>
+  </w:num>
+  <w:num w:numId="15">
+    <w:abstractNumId w:val="7"/>
+    <w:lvlOverride w:ilvl="0">
+      <w:startOverride w:val="1"/>
+    </w:lvlOverride>
+  </w:num>
+  <w:num w:numId="16">
+    <w:abstractNumId w:val="7"/>
+    <w:lvlOverride w:ilvl="0">
+      <w:startOverride w:val="1"/>
+    </w:lvlOverride>
+  </w:num>
+  <w:num w:numId="17">
+    <w:abstractNumId w:val="7"/>
+    <w:lvlOverride w:ilvl="0">
+      <w:startOverride w:val="1"/>
+    </w:lvlOverride>
+  </w:num>
+  <w:num w:numId="18">
+    <w:abstractNumId w:val="7"/>
+    <w:lvlOverride w:ilvl="0">
+      <w:startOverride w:val="1"/>
+    </w:lvlOverride>
+  </w:num>
+  <w:num w:numId="19">
+    <w:abstractNumId w:val="7"/>
+    <w:lvlOverride w:ilvl="0">
+      <w:startOverride w:val="1"/>
+    </w:lvlOverride>
+  </w:num>
+  <w:num w:numId="20">
+    <w:abstractNumId w:val="7"/>
+    <w:lvlOverride w:ilvl="0">
+      <w:startOverride w:val="1"/>
+    </w:lvlOverride>
+  </w:num>
+  <w:num w:numId="21">
+    <w:abstractNumId w:val="7"/>
+    <w:lvlOverride w:ilvl="0">
+      <w:startOverride w:val="1"/>
+    </w:lvlOverride>
+  </w:num>
+  <w:num w:numId="22">
+    <w:abstractNumId w:val="7"/>
+    <w:lvlOverride w:ilvl="0">
+      <w:startOverride w:val="1"/>
+    </w:lvlOverride>
+  </w:num>
+  <w:num w:numId="23">
     <w:abstractNumId w:val="7"/>
     <w:lvlOverride w:ilvl="0">
       <w:startOverride w:val="1"/>

--- a/policies/build/chapters_v2/MOM/HCO_MOM_4_v2_REWRITE_DRAFT.docx
+++ b/policies/build/chapters_v2/MOM/HCO_MOM_4_v2_REWRITE_DRAFT.docx
@@ -2211,7 +2211,19 @@
         <w:pStyle w:val="ListNumber"/>
       </w:pPr>
       <w:r>
-        <w:t>Code of Medical Ethics-2002, Medical Council of India (now National Medical Commission).</w:t>
+        <w:t xml:space="preserve">National Medical Commission (adopting the Indian Medical Council). (2002). </w:t>
+      </w:r>
+      <w:hyperlink r:id="rId9">
+        <w:r>
+          <w:rPr>
+            <w:color w:val="0563C1"/>
+            <w:u w:val="single"/>
+          </w:rPr>
+          <w:t>https://www.nmc.org.in/wp-content/uploads/2017/10/Ethics-Regulations-2002.pdf</w:t>
+        </w:r>
+      </w:hyperlink>
+      <w:r>
+        <w:t xml:space="preserve"> Code of Medical Ethics — Professional Conduct, Etiquette and Ethics Regulations.</w:t>
       </w:r>
     </w:p>
     <w:p>
@@ -2223,7 +2235,19 @@
         <w:pStyle w:val="ListNumber"/>
       </w:pPr>
       <w:r>
-        <w:t>Institute for Safe Medication Practices (ISMP)/ECRI. List of Error-Prone Abbreviations. Available at: https://home.ecri.org/blogs/ismp-resources (ISMP resources, now hosted by ECRI).</w:t>
+        <w:t xml:space="preserve">Institute for Safe Medication Practices (ISMP) / ECRI. (n.d.). </w:t>
+      </w:r>
+      <w:hyperlink r:id="rId10">
+        <w:r>
+          <w:rPr>
+            <w:color w:val="0563C1"/>
+            <w:u w:val="single"/>
+          </w:rPr>
+          <w:t>https://home.ecri.org/blogs/ismp-resources</w:t>
+        </w:r>
+      </w:hyperlink>
+      <w:r>
+        <w:t xml:space="preserve"> List of Error-Prone Abbreviations (ISMP resources, now hosted by ECRI).</w:t>
       </w:r>
     </w:p>
     <w:p>

--- a/policies/build/chapters_v2/MOM/HCO_MOM_4_v2_REWRITE_DRAFT.docx
+++ b/policies/build/chapters_v2/MOM/HCO_MOM_4_v2_REWRITE_DRAFT.docx
@@ -2285,7 +2285,7 @@
         <w:pStyle w:val="Normal"/>
       </w:pPr>
       <w:r>
-        <w:t>This document is not issued by, endorsed by, or affiliated with NABH, the World Health Organization, the National Centre for Disease Control, the Food Safety and Standards Authority of India, any Pollution Control Board, or any other body named in it. Wording is original; no text has been reproduced from the standards, rules or guidelines referenced.</w:t>
+        <w:t>This document is not issued by, endorsed by, or affiliated with NABH or any other body named in it. Wording is original; no text has been reproduced from the standards, rules or guidelines referenced.</w:t>
       </w:r>
     </w:p>
     <w:sectPr>

--- a/policies/build/chapters_v2/MOM/HCO_MOM_4_v2_REWRITE_DRAFT.docx
+++ b/policies/build/chapters_v2/MOM/HCO_MOM_4_v2_REWRITE_DRAFT.docx
@@ -269,6 +269,12 @@
     <w:p>
       <w:pPr/>
       <w:r>
+        <w:t>The World Health Organization defines rational use as ensuring "patients receive medications appropriate to their clinical needs, in doses that meet their own individual requirements, for an adequate period of time, and at the lowest cost to them and their community" (WHO, Rational Use of Medicines, who.int/medicines/areas/rational).</w:t>
+      </w:r>
+    </w:p>
+    <w:p>
+      <w:pPr/>
+      <w:r>
         <w:t>This policy does not cover storage, dispensing, or administration of medications in detail — those are covered in other hospital policies.</w:t>
       </w:r>
     </w:p>
@@ -510,6 +516,12 @@
       <w:pPr/>
       <w:r>
         <w:t>Error-prone abbreviations are not used, and prescriptions are written in capital letters. It is preferable to use a digital prescription system to reduce errors. Where a prescription has an error or is illegible, it is corrected with a single strikethrough, initialled, and rewritten.</w:t>
+      </w:r>
+    </w:p>
+    <w:p>
+      <w:pPr/>
+      <w:r>
+        <w:t>Common error-prone abbreviations to avoid include "U" for units (misread as a zero, causing a 10-fold overdose), "QD"/"QOD" (mistaken for each other), a trailing zero as in "1.0 mg" (misread as 10 mg), and "MgSO4"/"MSO4" (confused with each other) — see the ISMP List of Error-Prone Abbreviations, Symbols, and Dose Designations (ismp.org).</w:t>
       </w:r>
     </w:p>
     <w:p>
